--- a/docs/ECE_414_Proposal_Draft_with_Section8.docx
+++ b/docs/ECE_414_Proposal_Draft_with_Section8.docx
@@ -1688,7 +1688,7 @@
             <w:rStyle w:val="Hyperlink"/>
             <w:noProof/>
           </w:rPr>
-          <w:t>8. Literature Review: Articles and Patents</w:t>
+          <w:t>8. Relevant Technical Background</w:t>
         </w:r>
         <w:r>
           <w:rPr>
@@ -20901,7 +20901,7 @@
       </w:pPr>
       <w:bookmarkStart w:id="39" w:name="_Toc700039"/>
       <w:r>
-        <w:t>8. Literature Review: Articles and Patents</w:t>
+        <w:t>8. Relevant Technical Background</w:t>
       </w:r>
       <w:bookmarkEnd w:id="39"/>
     </w:p>
